--- a/public/downloads/av-rfp-template.docx
+++ b/public/downloads/av-rfp-template.docx
@@ -472,6 +472,34 @@
     </w:p>
     <w:p>
       <w:pPr>
+        <w:spacing w:after="80"/>
+      </w:pPr>
+      <w:r>
+        <w:rPr>
+          <w:color w:val="1F2937"/>
+          <w:sz w:val="21"/>
+          <w:szCs w:val="21"/>
+        </w:rPr>
+        <w:t xml:space="preserve">Sending this to suppliers? The ones running CueQuote can turn your brief into a fully priced proposal in minutes, which usually means a faster and more detailed reply. Worth asking who does.</w:t>
+      </w:r>
+    </w:p>
+    <w:p>
+      <w:pPr>
+        <w:spacing w:after="120"/>
+      </w:pPr>
+      <w:r>
+        <w:rPr>
+          <w:b/>
+          <w:bCs/>
+          <w:color w:val="10B981"/>
+          <w:sz w:val="21"/>
+          <w:szCs w:val="21"/>
+        </w:rPr>
+        <w:t xml:space="preserve">Start free at cuequote.com</w:t>
+      </w:r>
+    </w:p>
+    <w:p>
+      <w:pPr>
         <w:spacing w:after="120"/>
       </w:pPr>
       <w:r>
@@ -480,7 +508,7 @@
           <w:sz w:val="18"/>
           <w:szCs w:val="18"/>
         </w:rPr>
-        <w:t xml:space="preserve">Built by CueQuote — AV proposals in minutes. cuequote.com</w:t>
+        <w:t xml:space="preserve">CueQuote — AV proposals in minutes.</w:t>
       </w:r>
     </w:p>
     <w:sectPr>
